--- a/analytics_engineer/Analytics_Engineer_DWH_Kurnosenko_EN.docx
+++ b/analytics_engineer/Analytics_Engineer_DWH_Kurnosenko_EN.docx
@@ -16,7 +16,7 @@
           <w:color w:val="1F497D"/>
           <w:sz w:val="36"/>
         </w:rPr>
-        <w:t>Kurnosenko Vitaly Nikolaevich</w:t>
+        <w:t xml:space="preserve">Kurnosenko Vitaly </w:t>
       </w:r>
     </w:p>
     <w:p>
@@ -216,25 +216,7 @@
           <w:i w:val="false"/>
           <w:sz w:val="20"/>
         </w:rPr>
-        <w:t xml:space="preserve"> Russian — native; English — </w:t>
-      </w:r>
-      <w:r>
-        <w:rPr>
-          <w:rFonts w:eastAsia="Calibri"/>
-          <w:b w:val="false"/>
-          <w:i w:val="false"/>
-          <w:sz w:val="20"/>
-        </w:rPr>
-        <w:t>A1</w:t>
-      </w:r>
-      <w:r>
-        <w:rPr>
-          <w:rFonts w:eastAsia="Calibri"/>
-          <w:b w:val="false"/>
-          <w:i w:val="false"/>
-          <w:sz w:val="20"/>
-        </w:rPr>
-        <w:t xml:space="preserve"> working proficiency; Chinese (Mandarin) — HSK 4</w:t>
+        <w:t xml:space="preserve"> Russian — native; English — A1 working proficiency; Chinese (Mandarin) — HSK 4</w:t>
       </w:r>
     </w:p>
     <w:tbl>
@@ -304,16 +286,7 @@
           <w:i w:val="false"/>
           <w:sz w:val="20"/>
         </w:rPr>
-        <w:t xml:space="preserve">Analytics engineer with </w:t>
-      </w:r>
-      <w:r>
-        <w:rPr>
-          <w:rFonts w:eastAsia="Calibri"/>
-          <w:b w:val="false"/>
-          <w:i w:val="false"/>
-          <w:sz w:val="20"/>
-        </w:rPr>
-        <w:t>5</w:t>
+        <w:t>Analytics engineer with 5</w:t>
       </w:r>
       <w:r>
         <w:rPr>
@@ -650,688 +623,6 @@
           <w:color w:val="1F497D"/>
           <w:sz w:val="24"/>
         </w:rPr>
-        <w:t xml:space="preserve">Role Fit — Analytics Engineer </w:t>
-      </w:r>
-    </w:p>
-    <w:tbl>
-      <w:tblPr>
-        <w:tblStyle w:val="TableGrid"/>
-        <w:tblW w:w="10200" w:type="dxa"/>
-        <w:jc w:val="center"/>
-        <w:tblInd w:w="0" w:type="dxa"/>
-        <w:tblLayout w:type="fixed"/>
-        <w:tblCellMar>
-          <w:top w:w="0" w:type="dxa"/>
-          <w:start w:w="108" w:type="dxa"/>
-          <w:bottom w:w="0" w:type="dxa"/>
-          <w:end w:w="108" w:type="dxa"/>
-        </w:tblCellMar>
-        <w:tblLook w:val="04a0" w:firstRow="1" w:noVBand="1" w:lastRow="0" w:firstColumn="1" w:lastColumn="0" w:noHBand="0"/>
-      </w:tblPr>
-      <w:tblGrid>
-        <w:gridCol w:w="5100"/>
-        <w:gridCol w:w="5100"/>
-      </w:tblGrid>
-      <w:tr>
-        <w:trPr/>
-        <w:tc>
-          <w:tcPr>
-            <w:tcW w:w="5100" w:type="dxa"/>
-            <w:tcBorders/>
-            <w:shd w:fill="1F497D" w:val="clear"/>
-          </w:tcPr>
-          <w:p>
-            <w:pPr>
-              <w:pStyle w:val="Normal"/>
-              <w:widowControl/>
-              <w:spacing w:lineRule="auto" w:line="240" w:before="0" w:after="0"/>
-              <w:jc w:val="start"/>
-              <w:rPr>
-                <w:rFonts w:cs=""/>
-                <w:kern w:val="0"/>
-                <w:szCs w:val="22"/>
-                <w:lang w:val="en-US" w:eastAsia="en-US" w:bidi="ar-SA"/>
-              </w:rPr>
-            </w:pPr>
-            <w:r>
-              <w:rPr>
-                <w:rFonts w:eastAsia="Calibri" w:cs=""/>
-                <w:b/>
-                <w:i w:val="false"/>
-                <w:color w:val="FFFFFF"/>
-                <w:kern w:val="0"/>
-                <w:sz w:val="18"/>
-                <w:szCs w:val="22"/>
-                <w:lang w:val="en-US" w:eastAsia="en-US" w:bidi="ar-SA"/>
-              </w:rPr>
-              <w:t>JD Requirement</w:t>
-            </w:r>
-          </w:p>
-        </w:tc>
-        <w:tc>
-          <w:tcPr>
-            <w:tcW w:w="5100" w:type="dxa"/>
-            <w:tcBorders/>
-            <w:shd w:fill="1F497D" w:val="clear"/>
-          </w:tcPr>
-          <w:p>
-            <w:pPr>
-              <w:pStyle w:val="Normal"/>
-              <w:widowControl/>
-              <w:spacing w:lineRule="auto" w:line="240" w:before="0" w:after="0"/>
-              <w:jc w:val="start"/>
-              <w:rPr>
-                <w:rFonts w:cs=""/>
-                <w:kern w:val="0"/>
-                <w:szCs w:val="22"/>
-                <w:lang w:val="en-US" w:eastAsia="en-US" w:bidi="ar-SA"/>
-              </w:rPr>
-            </w:pPr>
-            <w:r>
-              <w:rPr>
-                <w:rFonts w:eastAsia="Calibri" w:cs=""/>
-                <w:b/>
-                <w:i w:val="false"/>
-                <w:color w:val="FFFFFF"/>
-                <w:kern w:val="0"/>
-                <w:sz w:val="18"/>
-                <w:szCs w:val="22"/>
-                <w:lang w:val="en-US" w:eastAsia="en-US" w:bidi="ar-SA"/>
-              </w:rPr>
-              <w:t>My Evidence</w:t>
-            </w:r>
-          </w:p>
-        </w:tc>
-      </w:tr>
-      <w:tr>
-        <w:trPr/>
-        <w:tc>
-          <w:tcPr>
-            <w:tcW w:w="5100" w:type="dxa"/>
-            <w:tcBorders/>
-          </w:tcPr>
-          <w:p>
-            <w:pPr>
-              <w:pStyle w:val="Normal"/>
-              <w:widowControl/>
-              <w:spacing w:lineRule="auto" w:line="240" w:before="0" w:after="0"/>
-              <w:jc w:val="start"/>
-              <w:rPr>
-                <w:rFonts w:cs=""/>
-                <w:kern w:val="0"/>
-                <w:szCs w:val="22"/>
-                <w:lang w:val="en-US" w:eastAsia="en-US" w:bidi="ar-SA"/>
-              </w:rPr>
-            </w:pPr>
-            <w:r>
-              <w:rPr>
-                <w:rFonts w:eastAsia="Calibri" w:cs=""/>
-                <w:b w:val="false"/>
-                <w:i w:val="false"/>
-                <w:kern w:val="0"/>
-                <w:sz w:val="17"/>
-                <w:szCs w:val="22"/>
-                <w:lang w:val="en-US" w:eastAsia="en-US" w:bidi="ar-SA"/>
-              </w:rPr>
-              <w:t>2–3+ years as Analytics Engineer / Data Analyst / DWH-focused analyst</w:t>
-            </w:r>
-          </w:p>
-        </w:tc>
-        <w:tc>
-          <w:tcPr>
-            <w:tcW w:w="5100" w:type="dxa"/>
-            <w:tcBorders/>
-          </w:tcPr>
-          <w:p>
-            <w:pPr>
-              <w:pStyle w:val="Normal"/>
-              <w:widowControl/>
-              <w:spacing w:lineRule="auto" w:line="240" w:before="0" w:after="0"/>
-              <w:jc w:val="start"/>
-              <w:rPr>
-                <w:rFonts w:cs=""/>
-                <w:kern w:val="0"/>
-                <w:szCs w:val="22"/>
-                <w:lang w:val="en-US" w:eastAsia="en-US" w:bidi="ar-SA"/>
-              </w:rPr>
-            </w:pPr>
-            <w:r>
-              <w:rPr>
-                <w:rFonts w:eastAsia="Calibri" w:cs=""/>
-                <w:b w:val="false"/>
-                <w:i w:val="false"/>
-                <w:kern w:val="0"/>
-                <w:sz w:val="17"/>
-                <w:szCs w:val="22"/>
-                <w:lang w:val="en-US" w:eastAsia="en-US" w:bidi="ar-SA"/>
-              </w:rPr>
-              <w:t>4+ years analytics engineering on production risk/fraud platform; earlier ERP/reporting and finance analytics leadership</w:t>
-            </w:r>
-          </w:p>
-        </w:tc>
-      </w:tr>
-      <w:tr>
-        <w:trPr/>
-        <w:tc>
-          <w:tcPr>
-            <w:tcW w:w="5100" w:type="dxa"/>
-            <w:tcBorders/>
-          </w:tcPr>
-          <w:p>
-            <w:pPr>
-              <w:pStyle w:val="Normal"/>
-              <w:widowControl/>
-              <w:spacing w:lineRule="auto" w:line="240" w:before="0" w:after="0"/>
-              <w:jc w:val="start"/>
-              <w:rPr>
-                <w:rFonts w:cs=""/>
-                <w:kern w:val="0"/>
-                <w:szCs w:val="22"/>
-                <w:lang w:val="en-US" w:eastAsia="en-US" w:bidi="ar-SA"/>
-              </w:rPr>
-            </w:pPr>
-            <w:r>
-              <w:rPr>
-                <w:rFonts w:eastAsia="Calibri" w:cs=""/>
-                <w:b w:val="false"/>
-                <w:i w:val="false"/>
-                <w:kern w:val="0"/>
-                <w:sz w:val="17"/>
-                <w:szCs w:val="22"/>
-                <w:lang w:val="en-US" w:eastAsia="en-US" w:bidi="ar-SA"/>
-              </w:rPr>
-              <w:t>Partner with business; bridge business logic and data engineering</w:t>
-            </w:r>
-          </w:p>
-        </w:tc>
-        <w:tc>
-          <w:tcPr>
-            <w:tcW w:w="5100" w:type="dxa"/>
-            <w:tcBorders/>
-          </w:tcPr>
-          <w:p>
-            <w:pPr>
-              <w:pStyle w:val="Normal"/>
-              <w:widowControl/>
-              <w:spacing w:lineRule="auto" w:line="240" w:before="0" w:after="0"/>
-              <w:jc w:val="start"/>
-              <w:rPr>
-                <w:rFonts w:cs=""/>
-                <w:kern w:val="0"/>
-                <w:szCs w:val="22"/>
-                <w:lang w:val="en-US" w:eastAsia="en-US" w:bidi="ar-SA"/>
-              </w:rPr>
-            </w:pPr>
-            <w:r>
-              <w:rPr>
-                <w:rFonts w:eastAsia="Calibri" w:cs=""/>
-                <w:b w:val="false"/>
-                <w:i w:val="false"/>
-                <w:kern w:val="0"/>
-                <w:sz w:val="17"/>
-                <w:szCs w:val="22"/>
-                <w:lang w:val="en-US" w:eastAsia="en-US" w:bidi="ar-SA"/>
-              </w:rPr>
-              <w:t>Primary interface for risk/fraud analysts and product on mart design, metric definitions, and pipeline delivery</w:t>
-            </w:r>
-          </w:p>
-        </w:tc>
-      </w:tr>
-      <w:tr>
-        <w:trPr/>
-        <w:tc>
-          <w:tcPr>
-            <w:tcW w:w="5100" w:type="dxa"/>
-            <w:tcBorders/>
-          </w:tcPr>
-          <w:p>
-            <w:pPr>
-              <w:pStyle w:val="Normal"/>
-              <w:widowControl/>
-              <w:spacing w:lineRule="auto" w:line="240" w:before="0" w:after="0"/>
-              <w:jc w:val="start"/>
-              <w:rPr>
-                <w:rFonts w:cs=""/>
-                <w:kern w:val="0"/>
-                <w:szCs w:val="22"/>
-                <w:lang w:val="en-US" w:eastAsia="en-US" w:bidi="ar-SA"/>
-              </w:rPr>
-            </w:pPr>
-            <w:r>
-              <w:rPr>
-                <w:rFonts w:eastAsia="Calibri" w:cs=""/>
-                <w:b w:val="false"/>
-                <w:i w:val="false"/>
-                <w:kern w:val="0"/>
-                <w:sz w:val="17"/>
-                <w:szCs w:val="22"/>
-                <w:lang w:val="en-US" w:eastAsia="en-US" w:bidi="ar-SA"/>
-              </w:rPr>
-              <w:t>Risk domain: risk engine, payments, risk indicators</w:t>
-            </w:r>
-          </w:p>
-        </w:tc>
-        <w:tc>
-          <w:tcPr>
-            <w:tcW w:w="5100" w:type="dxa"/>
-            <w:tcBorders/>
-          </w:tcPr>
-          <w:p>
-            <w:pPr>
-              <w:pStyle w:val="Normal"/>
-              <w:widowControl/>
-              <w:spacing w:lineRule="auto" w:line="240" w:before="0" w:after="0"/>
-              <w:jc w:val="start"/>
-              <w:rPr>
-                <w:rFonts w:cs=""/>
-                <w:kern w:val="0"/>
-                <w:szCs w:val="22"/>
-                <w:lang w:val="en-US" w:eastAsia="en-US" w:bidi="ar-SA"/>
-              </w:rPr>
-            </w:pPr>
-            <w:r>
-              <w:rPr>
-                <w:rFonts w:eastAsia="Calibri" w:cs=""/>
-                <w:b w:val="false"/>
-                <w:i w:val="false"/>
-                <w:kern w:val="0"/>
-                <w:sz w:val="17"/>
-                <w:szCs w:val="22"/>
-                <w:lang w:val="en-US" w:eastAsia="en-US" w:bidi="ar-SA"/>
-              </w:rPr>
-              <w:t>Fraud/risk marts, scoring features, order validation signals, rule back-testing datasets, payment-adjacent event pipelines</w:t>
-            </w:r>
-          </w:p>
-        </w:tc>
-      </w:tr>
-      <w:tr>
-        <w:trPr/>
-        <w:tc>
-          <w:tcPr>
-            <w:tcW w:w="5100" w:type="dxa"/>
-            <w:tcBorders/>
-          </w:tcPr>
-          <w:p>
-            <w:pPr>
-              <w:pStyle w:val="Normal"/>
-              <w:widowControl/>
-              <w:spacing w:lineRule="auto" w:line="240" w:before="0" w:after="0"/>
-              <w:jc w:val="start"/>
-              <w:rPr>
-                <w:rFonts w:cs=""/>
-                <w:kern w:val="0"/>
-                <w:szCs w:val="22"/>
-                <w:lang w:val="en-US" w:eastAsia="en-US" w:bidi="ar-SA"/>
-              </w:rPr>
-            </w:pPr>
-            <w:r>
-              <w:rPr>
-                <w:rFonts w:eastAsia="Calibri" w:cs=""/>
-                <w:b w:val="false"/>
-                <w:i w:val="false"/>
-                <w:kern w:val="0"/>
-                <w:sz w:val="17"/>
-                <w:szCs w:val="22"/>
-                <w:lang w:val="en-US" w:eastAsia="en-US" w:bidi="ar-SA"/>
-              </w:rPr>
-              <w:t>Strong Risk or Finance domain</w:t>
-            </w:r>
-          </w:p>
-        </w:tc>
-        <w:tc>
-          <w:tcPr>
-            <w:tcW w:w="5100" w:type="dxa"/>
-            <w:tcBorders/>
-          </w:tcPr>
-          <w:p>
-            <w:pPr>
-              <w:pStyle w:val="Normal"/>
-              <w:widowControl/>
-              <w:spacing w:lineRule="auto" w:line="240" w:before="0" w:after="0"/>
-              <w:jc w:val="start"/>
-              <w:rPr>
-                <w:rFonts w:cs=""/>
-                <w:kern w:val="0"/>
-                <w:szCs w:val="22"/>
-                <w:lang w:val="en-US" w:eastAsia="en-US" w:bidi="ar-SA"/>
-              </w:rPr>
-            </w:pPr>
-            <w:r>
-              <w:rPr>
-                <w:rFonts w:eastAsia="Calibri" w:cs=""/>
-                <w:b w:val="false"/>
-                <w:i w:val="false"/>
-                <w:kern w:val="0"/>
-                <w:sz w:val="17"/>
-                <w:szCs w:val="22"/>
-                <w:lang w:val="en-US" w:eastAsia="en-US" w:bidi="ar-SA"/>
-              </w:rPr>
-              <w:t>Anti-fraud platform + 15+ years finance/treasury/controls; PhD-level statistics</w:t>
-            </w:r>
-          </w:p>
-        </w:tc>
-      </w:tr>
-      <w:tr>
-        <w:trPr/>
-        <w:tc>
-          <w:tcPr>
-            <w:tcW w:w="5100" w:type="dxa"/>
-            <w:tcBorders/>
-          </w:tcPr>
-          <w:p>
-            <w:pPr>
-              <w:pStyle w:val="Normal"/>
-              <w:widowControl/>
-              <w:spacing w:lineRule="auto" w:line="240" w:before="0" w:after="0"/>
-              <w:jc w:val="start"/>
-              <w:rPr>
-                <w:rFonts w:cs=""/>
-                <w:kern w:val="0"/>
-                <w:szCs w:val="22"/>
-                <w:lang w:val="en-US" w:eastAsia="en-US" w:bidi="ar-SA"/>
-              </w:rPr>
-            </w:pPr>
-            <w:r>
-              <w:rPr>
-                <w:rFonts w:eastAsia="Calibri" w:cs=""/>
-                <w:b w:val="false"/>
-                <w:i w:val="false"/>
-                <w:kern w:val="0"/>
-                <w:sz w:val="17"/>
-                <w:szCs w:val="22"/>
-                <w:lang w:val="en-US" w:eastAsia="en-US" w:bidi="ar-SA"/>
-              </w:rPr>
-              <w:t>Data modeling and scalable DWH solutions</w:t>
-            </w:r>
-          </w:p>
-        </w:tc>
-        <w:tc>
-          <w:tcPr>
-            <w:tcW w:w="5100" w:type="dxa"/>
-            <w:tcBorders/>
-          </w:tcPr>
-          <w:p>
-            <w:pPr>
-              <w:pStyle w:val="Normal"/>
-              <w:widowControl/>
-              <w:spacing w:lineRule="auto" w:line="240" w:before="0" w:after="0"/>
-              <w:jc w:val="start"/>
-              <w:rPr>
-                <w:rFonts w:cs=""/>
-                <w:kern w:val="0"/>
-                <w:szCs w:val="22"/>
-                <w:lang w:val="en-US" w:eastAsia="en-US" w:bidi="ar-SA"/>
-              </w:rPr>
-            </w:pPr>
-            <w:r>
-              <w:rPr>
-                <w:rFonts w:eastAsia="Calibri" w:cs=""/>
-                <w:b w:val="false"/>
-                <w:i w:val="false"/>
-                <w:kern w:val="0"/>
-                <w:sz w:val="17"/>
-                <w:szCs w:val="22"/>
-                <w:lang w:val="en-US" w:eastAsia="en-US" w:bidi="ar-SA"/>
-              </w:rPr>
-              <w:t>dbt mart layers, dimensional models, centralized SQL definitions, lakehouse-to-warehouse pipelines</w:t>
-            </w:r>
-          </w:p>
-        </w:tc>
-      </w:tr>
-      <w:tr>
-        <w:trPr/>
-        <w:tc>
-          <w:tcPr>
-            <w:tcW w:w="5100" w:type="dxa"/>
-            <w:tcBorders/>
-          </w:tcPr>
-          <w:p>
-            <w:pPr>
-              <w:pStyle w:val="Normal"/>
-              <w:widowControl/>
-              <w:spacing w:lineRule="auto" w:line="240" w:before="0" w:after="0"/>
-              <w:jc w:val="start"/>
-              <w:rPr>
-                <w:rFonts w:cs=""/>
-                <w:kern w:val="0"/>
-                <w:szCs w:val="22"/>
-                <w:lang w:val="en-US" w:eastAsia="en-US" w:bidi="ar-SA"/>
-              </w:rPr>
-            </w:pPr>
-            <w:r>
-              <w:rPr>
-                <w:rFonts w:eastAsia="Calibri" w:cs=""/>
-                <w:b w:val="false"/>
-                <w:i w:val="false"/>
-                <w:kern w:val="0"/>
-                <w:sz w:val="17"/>
-                <w:szCs w:val="22"/>
-                <w:lang w:val="en-US" w:eastAsia="en-US" w:bidi="ar-SA"/>
-              </w:rPr>
-              <w:t>Production-ready ETL/ELT and data quality</w:t>
-            </w:r>
-          </w:p>
-        </w:tc>
-        <w:tc>
-          <w:tcPr>
-            <w:tcW w:w="5100" w:type="dxa"/>
-            <w:tcBorders/>
-          </w:tcPr>
-          <w:p>
-            <w:pPr>
-              <w:pStyle w:val="Normal"/>
-              <w:widowControl/>
-              <w:spacing w:lineRule="auto" w:line="240" w:before="0" w:after="0"/>
-              <w:jc w:val="start"/>
-              <w:rPr>
-                <w:rFonts w:cs=""/>
-                <w:kern w:val="0"/>
-                <w:szCs w:val="22"/>
-                <w:lang w:val="en-US" w:eastAsia="en-US" w:bidi="ar-SA"/>
-              </w:rPr>
-            </w:pPr>
-            <w:r>
-              <w:rPr>
-                <w:rFonts w:eastAsia="Calibri" w:cs=""/>
-                <w:b w:val="false"/>
-                <w:i w:val="false"/>
-                <w:kern w:val="0"/>
-                <w:sz w:val="17"/>
-                <w:szCs w:val="22"/>
-                <w:lang w:val="en-US" w:eastAsia="en-US" w:bidi="ar-SA"/>
-              </w:rPr>
-              <w:t>~25 Airflow DAGs, dbt tests, Spark validation, Slack alerting, runbook-driven pipeline support</w:t>
-            </w:r>
-          </w:p>
-        </w:tc>
-      </w:tr>
-      <w:tr>
-        <w:trPr/>
-        <w:tc>
-          <w:tcPr>
-            <w:tcW w:w="5100" w:type="dxa"/>
-            <w:tcBorders/>
-          </w:tcPr>
-          <w:p>
-            <w:pPr>
-              <w:pStyle w:val="Normal"/>
-              <w:widowControl/>
-              <w:spacing w:lineRule="auto" w:line="240" w:before="0" w:after="0"/>
-              <w:jc w:val="start"/>
-              <w:rPr>
-                <w:rFonts w:cs=""/>
-                <w:kern w:val="0"/>
-                <w:szCs w:val="22"/>
-                <w:lang w:val="en-US" w:eastAsia="en-US" w:bidi="ar-SA"/>
-              </w:rPr>
-            </w:pPr>
-            <w:r>
-              <w:rPr>
-                <w:rFonts w:eastAsia="Calibri" w:cs=""/>
-                <w:b w:val="false"/>
-                <w:i w:val="false"/>
-                <w:kern w:val="0"/>
-                <w:sz w:val="17"/>
-                <w:szCs w:val="22"/>
-                <w:lang w:val="en-US" w:eastAsia="en-US" w:bidi="ar-SA"/>
-              </w:rPr>
-              <w:t>SQL, Python, modern data stack</w:t>
-            </w:r>
-          </w:p>
-        </w:tc>
-        <w:tc>
-          <w:tcPr>
-            <w:tcW w:w="5100" w:type="dxa"/>
-            <w:tcBorders/>
-          </w:tcPr>
-          <w:p>
-            <w:pPr>
-              <w:pStyle w:val="Normal"/>
-              <w:widowControl/>
-              <w:spacing w:lineRule="auto" w:line="240" w:before="0" w:after="0"/>
-              <w:jc w:val="start"/>
-              <w:rPr>
-                <w:rFonts w:cs=""/>
-                <w:kern w:val="0"/>
-                <w:szCs w:val="22"/>
-                <w:lang w:val="en-US" w:eastAsia="en-US" w:bidi="ar-SA"/>
-              </w:rPr>
-            </w:pPr>
-            <w:r>
-              <w:rPr>
-                <w:rFonts w:eastAsia="Calibri" w:cs=""/>
-                <w:b w:val="false"/>
-                <w:i w:val="false"/>
-                <w:kern w:val="0"/>
-                <w:sz w:val="17"/>
-                <w:szCs w:val="22"/>
-                <w:lang w:val="en-US" w:eastAsia="en-US" w:bidi="ar-SA"/>
-              </w:rPr>
-              <w:t>Advanced SQL, Python/pandas/PySpark, dbt, Airflow, Airbyte, BigQuery, PostgreSQL, Spark on Kubernetes</w:t>
-            </w:r>
-          </w:p>
-        </w:tc>
-      </w:tr>
-      <w:tr>
-        <w:trPr/>
-        <w:tc>
-          <w:tcPr>
-            <w:tcW w:w="5100" w:type="dxa"/>
-            <w:tcBorders/>
-          </w:tcPr>
-          <w:p>
-            <w:pPr>
-              <w:pStyle w:val="Normal"/>
-              <w:widowControl/>
-              <w:spacing w:lineRule="auto" w:line="240" w:before="0" w:after="0"/>
-              <w:jc w:val="start"/>
-              <w:rPr>
-                <w:rFonts w:cs=""/>
-                <w:kern w:val="0"/>
-                <w:szCs w:val="22"/>
-                <w:lang w:val="en-US" w:eastAsia="en-US" w:bidi="ar-SA"/>
-              </w:rPr>
-            </w:pPr>
-            <w:r>
-              <w:rPr>
-                <w:rFonts w:eastAsia="Calibri" w:cs=""/>
-                <w:b w:val="false"/>
-                <w:i w:val="false"/>
-                <w:kern w:val="0"/>
-                <w:sz w:val="17"/>
-                <w:szCs w:val="22"/>
-                <w:lang w:val="en-US" w:eastAsia="en-US" w:bidi="ar-SA"/>
-              </w:rPr>
-              <w:t>Documentation and stakeholder communication</w:t>
-            </w:r>
-          </w:p>
-        </w:tc>
-        <w:tc>
-          <w:tcPr>
-            <w:tcW w:w="5100" w:type="dxa"/>
-            <w:tcBorders/>
-          </w:tcPr>
-          <w:p>
-            <w:pPr>
-              <w:pStyle w:val="Normal"/>
-              <w:widowControl/>
-              <w:spacing w:lineRule="auto" w:line="240" w:before="0" w:after="0"/>
-              <w:jc w:val="start"/>
-              <w:rPr>
-                <w:rFonts w:cs=""/>
-                <w:kern w:val="0"/>
-                <w:szCs w:val="22"/>
-                <w:lang w:val="en-US" w:eastAsia="en-US" w:bidi="ar-SA"/>
-              </w:rPr>
-            </w:pPr>
-            <w:r>
-              <w:rPr>
-                <w:rFonts w:eastAsia="Calibri" w:cs=""/>
-                <w:b w:val="false"/>
-                <w:i w:val="false"/>
-                <w:kern w:val="0"/>
-                <w:sz w:val="17"/>
-                <w:szCs w:val="22"/>
-                <w:lang w:val="en-US" w:eastAsia="en-US" w:bidi="ar-SA"/>
-              </w:rPr>
-              <w:t>GitBook model docs, code reviews, trained analysts on dbt/Airflow practices</w:t>
-            </w:r>
-          </w:p>
-        </w:tc>
-      </w:tr>
-    </w:tbl>
-    <w:tbl>
-      <w:tblPr>
-        <w:tblW w:w="10200" w:type="dxa"/>
-        <w:jc w:val="center"/>
-        <w:tblInd w:w="0" w:type="dxa"/>
-        <w:tblLayout w:type="fixed"/>
-        <w:tblCellMar>
-          <w:top w:w="0" w:type="dxa"/>
-          <w:start w:w="108" w:type="dxa"/>
-          <w:bottom w:w="0" w:type="dxa"/>
-          <w:end w:w="108" w:type="dxa"/>
-        </w:tblCellMar>
-        <w:tblLook w:val="04a0" w:firstRow="1" w:noVBand="1" w:lastRow="0" w:firstColumn="1" w:lastColumn="0" w:noHBand="0"/>
-      </w:tblPr>
-      <w:tblGrid>
-        <w:gridCol w:w="10200"/>
-      </w:tblGrid>
-      <w:tr>
-        <w:trPr/>
-        <w:tc>
-          <w:tcPr>
-            <w:tcW w:w="10200" w:type="dxa"/>
-            <w:tcBorders>
-              <w:bottom w:val="single" w:sz="6" w:space="0" w:color="2E5090"/>
-            </w:tcBorders>
-          </w:tcPr>
-          <w:p>
-            <w:pPr>
-              <w:pStyle w:val="Normal"/>
-              <w:widowControl/>
-              <w:bidi w:val="0"/>
-              <w:spacing w:lineRule="auto" w:line="276" w:before="0" w:after="200"/>
-              <w:jc w:val="start"/>
-              <w:rPr/>
-            </w:pPr>
-            <w:r>
-              <w:rPr/>
-            </w:r>
-          </w:p>
-        </w:tc>
-      </w:tr>
-    </w:tbl>
-    <w:p>
-      <w:pPr>
-        <w:pStyle w:val="Heading1"/>
-        <w:rPr/>
-      </w:pPr>
-      <w:r>
-        <w:rPr>
-          <w:color w:val="1F497D"/>
-          <w:sz w:val="24"/>
-        </w:rPr>
         <w:t>Core Skills</w:t>
       </w:r>
     </w:p>
@@ -2196,17 +1487,7 @@
           <w:color w:val="555555"/>
           <w:sz w:val="19"/>
         </w:rPr>
-        <w:t xml:space="preserve">March 2025 — </w:t>
-      </w:r>
-      <w:r>
-        <w:rPr>
-          <w:rFonts w:eastAsia="Calibri"/>
-          <w:b w:val="false"/>
-          <w:i/>
-          <w:color w:val="555555"/>
-          <w:sz w:val="19"/>
-        </w:rPr>
-        <w:t>June 2026</w:t>
+        <w:t>March 2025 — June 2026</w:t>
       </w:r>
     </w:p>
     <w:p>
@@ -3106,6 +2387,7 @@
         </w:tabs>
         <w:ind w:start="1080" w:hanging="360"/>
       </w:pPr>
+      <w:rPr/>
     </w:lvl>
     <w:lvl w:ilvl="2">
       <w:start w:val="1"/>
@@ -3118,6 +2400,7 @@
         </w:tabs>
         <w:ind w:start="1440" w:hanging="360"/>
       </w:pPr>
+      <w:rPr/>
     </w:lvl>
     <w:lvl w:ilvl="3">
       <w:start w:val="1"/>
@@ -3130,6 +2413,7 @@
         </w:tabs>
         <w:ind w:start="1800" w:hanging="360"/>
       </w:pPr>
+      <w:rPr/>
     </w:lvl>
     <w:lvl w:ilvl="4">
       <w:start w:val="1"/>
@@ -3142,6 +2426,7 @@
         </w:tabs>
         <w:ind w:start="2160" w:hanging="360"/>
       </w:pPr>
+      <w:rPr/>
     </w:lvl>
     <w:lvl w:ilvl="5">
       <w:start w:val="1"/>
@@ -3154,6 +2439,7 @@
         </w:tabs>
         <w:ind w:start="2520" w:hanging="360"/>
       </w:pPr>
+      <w:rPr/>
     </w:lvl>
     <w:lvl w:ilvl="6">
       <w:start w:val="1"/>
@@ -3166,6 +2452,7 @@
         </w:tabs>
         <w:ind w:start="2880" w:hanging="360"/>
       </w:pPr>
+      <w:rPr/>
     </w:lvl>
     <w:lvl w:ilvl="7">
       <w:start w:val="1"/>
@@ -3178,6 +2465,7 @@
         </w:tabs>
         <w:ind w:start="3240" w:hanging="360"/>
       </w:pPr>
+      <w:rPr/>
     </w:lvl>
     <w:lvl w:ilvl="8">
       <w:start w:val="1"/>
@@ -3190,6 +2478,7 @@
         </w:tabs>
         <w:ind w:start="3600" w:hanging="360"/>
       </w:pPr>
+      <w:rPr/>
     </w:lvl>
   </w:abstractNum>
   <w:abstractNum w:abstractNumId="2">
@@ -3219,6 +2508,7 @@
         </w:tabs>
         <w:ind w:start="1080" w:hanging="360"/>
       </w:pPr>
+      <w:rPr/>
     </w:lvl>
     <w:lvl w:ilvl="2">
       <w:start w:val="1"/>
@@ -3231,6 +2521,7 @@
         </w:tabs>
         <w:ind w:start="1440" w:hanging="360"/>
       </w:pPr>
+      <w:rPr/>
     </w:lvl>
     <w:lvl w:ilvl="3">
       <w:start w:val="1"/>
@@ -3243,6 +2534,7 @@
         </w:tabs>
         <w:ind w:start="1800" w:hanging="360"/>
       </w:pPr>
+      <w:rPr/>
     </w:lvl>
     <w:lvl w:ilvl="4">
       <w:start w:val="1"/>
@@ -3255,6 +2547,7 @@
         </w:tabs>
         <w:ind w:start="2160" w:hanging="360"/>
       </w:pPr>
+      <w:rPr/>
     </w:lvl>
     <w:lvl w:ilvl="5">
       <w:start w:val="1"/>
@@ -3267,6 +2560,7 @@
         </w:tabs>
         <w:ind w:start="2520" w:hanging="360"/>
       </w:pPr>
+      <w:rPr/>
     </w:lvl>
     <w:lvl w:ilvl="6">
       <w:start w:val="1"/>
@@ -3279,6 +2573,7 @@
         </w:tabs>
         <w:ind w:start="2880" w:hanging="360"/>
       </w:pPr>
+      <w:rPr/>
     </w:lvl>
     <w:lvl w:ilvl="7">
       <w:start w:val="1"/>
@@ -3291,6 +2586,7 @@
         </w:tabs>
         <w:ind w:start="3240" w:hanging="360"/>
       </w:pPr>
+      <w:rPr/>
     </w:lvl>
     <w:lvl w:ilvl="8">
       <w:start w:val="1"/>
@@ -3303,6 +2599,7 @@
         </w:tabs>
         <w:ind w:start="3600" w:hanging="360"/>
       </w:pPr>
+      <w:rPr/>
     </w:lvl>
   </w:abstractNum>
   <w:abstractNum w:abstractNumId="3">
@@ -3332,6 +2629,7 @@
         </w:tabs>
         <w:ind w:start="1080" w:hanging="360"/>
       </w:pPr>
+      <w:rPr/>
     </w:lvl>
     <w:lvl w:ilvl="2">
       <w:start w:val="1"/>
@@ -3344,6 +2642,7 @@
         </w:tabs>
         <w:ind w:start="1440" w:hanging="360"/>
       </w:pPr>
+      <w:rPr/>
     </w:lvl>
     <w:lvl w:ilvl="3">
       <w:start w:val="1"/>
@@ -3356,6 +2655,7 @@
         </w:tabs>
         <w:ind w:start="1800" w:hanging="360"/>
       </w:pPr>
+      <w:rPr/>
     </w:lvl>
     <w:lvl w:ilvl="4">
       <w:start w:val="1"/>
@@ -3368,6 +2668,7 @@
         </w:tabs>
         <w:ind w:start="2160" w:hanging="360"/>
       </w:pPr>
+      <w:rPr/>
     </w:lvl>
     <w:lvl w:ilvl="5">
       <w:start w:val="1"/>
@@ -3380,6 +2681,7 @@
         </w:tabs>
         <w:ind w:start="2520" w:hanging="360"/>
       </w:pPr>
+      <w:rPr/>
     </w:lvl>
     <w:lvl w:ilvl="6">
       <w:start w:val="1"/>
@@ -3392,6 +2694,7 @@
         </w:tabs>
         <w:ind w:start="2880" w:hanging="360"/>
       </w:pPr>
+      <w:rPr/>
     </w:lvl>
     <w:lvl w:ilvl="7">
       <w:start w:val="1"/>
@@ -3404,6 +2707,7 @@
         </w:tabs>
         <w:ind w:start="3240" w:hanging="360"/>
       </w:pPr>
+      <w:rPr/>
     </w:lvl>
     <w:lvl w:ilvl="8">
       <w:start w:val="1"/>
@@ -3416,6 +2720,7 @@
         </w:tabs>
         <w:ind w:start="3600" w:hanging="360"/>
       </w:pPr>
+      <w:rPr/>
     </w:lvl>
   </w:abstractNum>
   <w:abstractNum w:abstractNumId="4">
@@ -3443,6 +2748,7 @@
         </w:tabs>
         <w:ind w:start="1080" w:hanging="360"/>
       </w:pPr>
+      <w:rPr/>
     </w:lvl>
     <w:lvl w:ilvl="2">
       <w:start w:val="1"/>
@@ -3455,6 +2761,7 @@
         </w:tabs>
         <w:ind w:start="1440" w:hanging="360"/>
       </w:pPr>
+      <w:rPr/>
     </w:lvl>
     <w:lvl w:ilvl="3">
       <w:start w:val="1"/>
@@ -3467,6 +2774,7 @@
         </w:tabs>
         <w:ind w:start="1800" w:hanging="360"/>
       </w:pPr>
+      <w:rPr/>
     </w:lvl>
     <w:lvl w:ilvl="4">
       <w:start w:val="1"/>
@@ -3479,6 +2787,7 @@
         </w:tabs>
         <w:ind w:start="2160" w:hanging="360"/>
       </w:pPr>
+      <w:rPr/>
     </w:lvl>
     <w:lvl w:ilvl="5">
       <w:start w:val="1"/>
@@ -3491,6 +2800,7 @@
         </w:tabs>
         <w:ind w:start="2520" w:hanging="360"/>
       </w:pPr>
+      <w:rPr/>
     </w:lvl>
     <w:lvl w:ilvl="6">
       <w:start w:val="1"/>
@@ -3503,6 +2813,7 @@
         </w:tabs>
         <w:ind w:start="2880" w:hanging="360"/>
       </w:pPr>
+      <w:rPr/>
     </w:lvl>
     <w:lvl w:ilvl="7">
       <w:start w:val="1"/>
@@ -3515,6 +2826,7 @@
         </w:tabs>
         <w:ind w:start="3240" w:hanging="360"/>
       </w:pPr>
+      <w:rPr/>
     </w:lvl>
     <w:lvl w:ilvl="8">
       <w:start w:val="1"/>
@@ -3527,6 +2839,7 @@
         </w:tabs>
         <w:ind w:start="3600" w:hanging="360"/>
       </w:pPr>
+      <w:rPr/>
     </w:lvl>
   </w:abstractNum>
   <w:abstractNum w:abstractNumId="5">
@@ -3554,6 +2867,7 @@
         </w:tabs>
         <w:ind w:start="1080" w:hanging="360"/>
       </w:pPr>
+      <w:rPr/>
     </w:lvl>
     <w:lvl w:ilvl="2">
       <w:start w:val="1"/>
@@ -3566,6 +2880,7 @@
         </w:tabs>
         <w:ind w:start="1440" w:hanging="360"/>
       </w:pPr>
+      <w:rPr/>
     </w:lvl>
     <w:lvl w:ilvl="3">
       <w:start w:val="1"/>
@@ -3578,6 +2893,7 @@
         </w:tabs>
         <w:ind w:start="1800" w:hanging="360"/>
       </w:pPr>
+      <w:rPr/>
     </w:lvl>
     <w:lvl w:ilvl="4">
       <w:start w:val="1"/>
@@ -3590,6 +2906,7 @@
         </w:tabs>
         <w:ind w:start="2160" w:hanging="360"/>
       </w:pPr>
+      <w:rPr/>
     </w:lvl>
     <w:lvl w:ilvl="5">
       <w:start w:val="1"/>
@@ -3602,6 +2919,7 @@
         </w:tabs>
         <w:ind w:start="2520" w:hanging="360"/>
       </w:pPr>
+      <w:rPr/>
     </w:lvl>
     <w:lvl w:ilvl="6">
       <w:start w:val="1"/>
@@ -3614,6 +2932,7 @@
         </w:tabs>
         <w:ind w:start="2880" w:hanging="360"/>
       </w:pPr>
+      <w:rPr/>
     </w:lvl>
     <w:lvl w:ilvl="7">
       <w:start w:val="1"/>
@@ -3626,6 +2945,7 @@
         </w:tabs>
         <w:ind w:start="3240" w:hanging="360"/>
       </w:pPr>
+      <w:rPr/>
     </w:lvl>
     <w:lvl w:ilvl="8">
       <w:start w:val="1"/>
@@ -3638,6 +2958,7 @@
         </w:tabs>
         <w:ind w:start="3600" w:hanging="360"/>
       </w:pPr>
+      <w:rPr/>
     </w:lvl>
   </w:abstractNum>
   <w:abstractNum w:abstractNumId="6">
@@ -3665,6 +2986,7 @@
         </w:tabs>
         <w:ind w:start="1080" w:hanging="360"/>
       </w:pPr>
+      <w:rPr/>
     </w:lvl>
     <w:lvl w:ilvl="2">
       <w:start w:val="1"/>
@@ -3677,6 +2999,7 @@
         </w:tabs>
         <w:ind w:start="1440" w:hanging="360"/>
       </w:pPr>
+      <w:rPr/>
     </w:lvl>
     <w:lvl w:ilvl="3">
       <w:start w:val="1"/>
@@ -3689,6 +3012,7 @@
         </w:tabs>
         <w:ind w:start="1800" w:hanging="360"/>
       </w:pPr>
+      <w:rPr/>
     </w:lvl>
     <w:lvl w:ilvl="4">
       <w:start w:val="1"/>
@@ -3701,6 +3025,7 @@
         </w:tabs>
         <w:ind w:start="2160" w:hanging="360"/>
       </w:pPr>
+      <w:rPr/>
     </w:lvl>
     <w:lvl w:ilvl="5">
       <w:start w:val="1"/>
@@ -3713,6 +3038,7 @@
         </w:tabs>
         <w:ind w:start="2520" w:hanging="360"/>
       </w:pPr>
+      <w:rPr/>
     </w:lvl>
     <w:lvl w:ilvl="6">
       <w:start w:val="1"/>
@@ -3725,6 +3051,7 @@
         </w:tabs>
         <w:ind w:start="2880" w:hanging="360"/>
       </w:pPr>
+      <w:rPr/>
     </w:lvl>
     <w:lvl w:ilvl="7">
       <w:start w:val="1"/>
@@ -3737,6 +3064,7 @@
         </w:tabs>
         <w:ind w:start="3240" w:hanging="360"/>
       </w:pPr>
+      <w:rPr/>
     </w:lvl>
     <w:lvl w:ilvl="8">
       <w:start w:val="1"/>
@@ -3749,6 +3077,7 @@
         </w:tabs>
         <w:ind w:start="3600" w:hanging="360"/>
       </w:pPr>
+      <w:rPr/>
     </w:lvl>
   </w:abstractNum>
   <w:abstractNum w:abstractNumId="7">
@@ -3899,7 +3228,7 @@
   <w:docDefaults>
     <w:rPrDefault>
       <w:rPr>
-        <w:rFonts w:ascii="Cambria" w:hAnsi="Cambria" w:eastAsia="ＭＳ 明朝" w:cs="" w:asciiTheme="minorHAnsi" w:cstheme="minorBidi" w:eastAsiaTheme="minorEastAsia" w:hAnsiTheme="minorHAnsi"/>
+        <w:rFonts w:ascii="Cambria" w:hAnsi="Cambria" w:eastAsia="" w:cs="" w:asciiTheme="minorHAnsi" w:cstheme="minorBidi" w:eastAsiaTheme="minorEastAsia" w:hAnsiTheme="minorHAnsi"/>
         <w:sz w:val="22"/>
         <w:szCs w:val="22"/>
         <w:lang w:val="en-US" w:eastAsia="en-US" w:bidi="ar-SA"/>
@@ -4056,6 +3385,7 @@
     <w:rsid w:val="00fc693f"/>
     <w:pPr>
       <w:widowControl/>
+      <w:suppressAutoHyphens w:val="true"/>
       <w:bidi w:val="0"/>
       <w:spacing w:lineRule="auto" w:line="276" w:before="0" w:after="200"/>
       <w:jc w:val="start"/>
@@ -4084,7 +3414,7 @@
       <w:outlineLvl w:val="0"/>
     </w:pPr>
     <w:rPr>
-      <w:rFonts w:ascii="Calibri" w:hAnsi="Calibri" w:eastAsia="ＭＳ ゴシック" w:cs="" w:asciiTheme="majorHAnsi" w:cstheme="majorBidi" w:eastAsiaTheme="majorEastAsia" w:hAnsiTheme="majorHAnsi"/>
+      <w:rFonts w:ascii="Calibri" w:hAnsi="Calibri" w:eastAsia="" w:cs="" w:asciiTheme="majorHAnsi" w:cstheme="majorBidi" w:eastAsiaTheme="majorEastAsia" w:hAnsiTheme="majorHAnsi"/>
       <w:b/>
       <w:bCs/>
       <w:color w:themeColor="accent1" w:themeShade="bf" w:val="365F91"/>
@@ -4108,7 +3438,7 @@
       <w:outlineLvl w:val="1"/>
     </w:pPr>
     <w:rPr>
-      <w:rFonts w:ascii="Calibri" w:hAnsi="Calibri" w:eastAsia="ＭＳ ゴシック" w:cs="" w:asciiTheme="majorHAnsi" w:cstheme="majorBidi" w:eastAsiaTheme="majorEastAsia" w:hAnsiTheme="majorHAnsi"/>
+      <w:rFonts w:ascii="Calibri" w:hAnsi="Calibri" w:eastAsia="" w:cs="" w:asciiTheme="majorHAnsi" w:cstheme="majorBidi" w:eastAsiaTheme="majorEastAsia" w:hAnsiTheme="majorHAnsi"/>
       <w:b/>
       <w:bCs/>
       <w:color w:themeColor="accent1" w:val="4F81BD"/>
@@ -4132,7 +3462,7 @@
       <w:outlineLvl w:val="2"/>
     </w:pPr>
     <w:rPr>
-      <w:rFonts w:ascii="Calibri" w:hAnsi="Calibri" w:eastAsia="ＭＳ ゴシック" w:cs="" w:asciiTheme="majorHAnsi" w:cstheme="majorBidi" w:eastAsiaTheme="majorEastAsia" w:hAnsiTheme="majorHAnsi"/>
+      <w:rFonts w:ascii="Calibri" w:hAnsi="Calibri" w:eastAsia="" w:cs="" w:asciiTheme="majorHAnsi" w:cstheme="majorBidi" w:eastAsiaTheme="majorEastAsia" w:hAnsiTheme="majorHAnsi"/>
       <w:b/>
       <w:bCs/>
       <w:color w:themeColor="accent1" w:val="4F81BD"/>
@@ -4155,7 +3485,7 @@
       <w:outlineLvl w:val="3"/>
     </w:pPr>
     <w:rPr>
-      <w:rFonts w:ascii="Calibri" w:hAnsi="Calibri" w:eastAsia="ＭＳ ゴシック" w:cs="" w:asciiTheme="majorHAnsi" w:cstheme="majorBidi" w:eastAsiaTheme="majorEastAsia" w:hAnsiTheme="majorHAnsi"/>
+      <w:rFonts w:ascii="Calibri" w:hAnsi="Calibri" w:eastAsia="" w:cs="" w:asciiTheme="majorHAnsi" w:cstheme="majorBidi" w:eastAsiaTheme="majorEastAsia" w:hAnsiTheme="majorHAnsi"/>
       <w:b/>
       <w:bCs/>
       <w:i/>
@@ -4180,7 +3510,7 @@
       <w:outlineLvl w:val="4"/>
     </w:pPr>
     <w:rPr>
-      <w:rFonts w:ascii="Calibri" w:hAnsi="Calibri" w:eastAsia="ＭＳ ゴシック" w:cs="" w:asciiTheme="majorHAnsi" w:cstheme="majorBidi" w:eastAsiaTheme="majorEastAsia" w:hAnsiTheme="majorHAnsi"/>
+      <w:rFonts w:ascii="Calibri" w:hAnsi="Calibri" w:eastAsia="" w:cs="" w:asciiTheme="majorHAnsi" w:cstheme="majorBidi" w:eastAsiaTheme="majorEastAsia" w:hAnsiTheme="majorHAnsi"/>
       <w:color w:themeColor="accent1" w:themeShade="7f" w:val="243F60"/>
     </w:rPr>
   </w:style>
@@ -4201,7 +3531,7 @@
       <w:outlineLvl w:val="5"/>
     </w:pPr>
     <w:rPr>
-      <w:rFonts w:ascii="Calibri" w:hAnsi="Calibri" w:eastAsia="ＭＳ ゴシック" w:cs="" w:asciiTheme="majorHAnsi" w:cstheme="majorBidi" w:eastAsiaTheme="majorEastAsia" w:hAnsiTheme="majorHAnsi"/>
+      <w:rFonts w:ascii="Calibri" w:hAnsi="Calibri" w:eastAsia="" w:cs="" w:asciiTheme="majorHAnsi" w:cstheme="majorBidi" w:eastAsiaTheme="majorEastAsia" w:hAnsiTheme="majorHAnsi"/>
       <w:i/>
       <w:iCs/>
       <w:color w:themeColor="accent1" w:themeShade="7f" w:val="243F60"/>
@@ -4224,7 +3554,7 @@
       <w:outlineLvl w:val="6"/>
     </w:pPr>
     <w:rPr>
-      <w:rFonts w:ascii="Calibri" w:hAnsi="Calibri" w:eastAsia="ＭＳ ゴシック" w:cs="" w:asciiTheme="majorHAnsi" w:cstheme="majorBidi" w:eastAsiaTheme="majorEastAsia" w:hAnsiTheme="majorHAnsi"/>
+      <w:rFonts w:ascii="Calibri" w:hAnsi="Calibri" w:eastAsia="" w:cs="" w:asciiTheme="majorHAnsi" w:cstheme="majorBidi" w:eastAsiaTheme="majorEastAsia" w:hAnsiTheme="majorHAnsi"/>
       <w:i/>
       <w:iCs/>
       <w:color w:themeColor="text1" w:themeTint="bf" w:val="404040"/>
@@ -4247,7 +3577,7 @@
       <w:outlineLvl w:val="7"/>
     </w:pPr>
     <w:rPr>
-      <w:rFonts w:ascii="Calibri" w:hAnsi="Calibri" w:eastAsia="ＭＳ ゴシック" w:cs="" w:asciiTheme="majorHAnsi" w:cstheme="majorBidi" w:eastAsiaTheme="majorEastAsia" w:hAnsiTheme="majorHAnsi"/>
+      <w:rFonts w:ascii="Calibri" w:hAnsi="Calibri" w:eastAsia="" w:cs="" w:asciiTheme="majorHAnsi" w:cstheme="majorBidi" w:eastAsiaTheme="majorEastAsia" w:hAnsiTheme="majorHAnsi"/>
       <w:color w:themeColor="accent1" w:val="4F81BD"/>
       <w:sz w:val="20"/>
       <w:szCs w:val="20"/>
@@ -4270,7 +3600,7 @@
       <w:outlineLvl w:val="8"/>
     </w:pPr>
     <w:rPr>
-      <w:rFonts w:ascii="Calibri" w:hAnsi="Calibri" w:eastAsia="ＭＳ ゴシック" w:cs="" w:asciiTheme="majorHAnsi" w:cstheme="majorBidi" w:eastAsiaTheme="majorEastAsia" w:hAnsiTheme="majorHAnsi"/>
+      <w:rFonts w:ascii="Calibri" w:hAnsi="Calibri" w:eastAsia="" w:cs="" w:asciiTheme="majorHAnsi" w:cstheme="majorBidi" w:eastAsiaTheme="majorEastAsia" w:hAnsiTheme="majorHAnsi"/>
       <w:i/>
       <w:iCs/>
       <w:color w:themeColor="text1" w:themeTint="bf" w:val="404040"/>
@@ -4312,7 +3642,7 @@
     <w:qFormat/>
     <w:rsid w:val="00fc693f"/>
     <w:rPr>
-      <w:rFonts w:ascii="Calibri" w:hAnsi="Calibri" w:eastAsia="ＭＳ ゴシック" w:cs="" w:asciiTheme="majorHAnsi" w:cstheme="majorBidi" w:eastAsiaTheme="majorEastAsia" w:hAnsiTheme="majorHAnsi"/>
+      <w:rFonts w:ascii="Calibri" w:hAnsi="Calibri" w:eastAsia="" w:cs="" w:asciiTheme="majorHAnsi" w:cstheme="majorBidi" w:eastAsiaTheme="majorEastAsia" w:hAnsiTheme="majorHAnsi"/>
       <w:b/>
       <w:bCs/>
       <w:color w:themeColor="accent1" w:themeShade="bf" w:val="365F91"/>
@@ -4328,7 +3658,7 @@
     <w:qFormat/>
     <w:rsid w:val="00fc693f"/>
     <w:rPr>
-      <w:rFonts w:ascii="Calibri" w:hAnsi="Calibri" w:eastAsia="ＭＳ ゴシック" w:cs="" w:asciiTheme="majorHAnsi" w:cstheme="majorBidi" w:eastAsiaTheme="majorEastAsia" w:hAnsiTheme="majorHAnsi"/>
+      <w:rFonts w:ascii="Calibri" w:hAnsi="Calibri" w:eastAsia="" w:cs="" w:asciiTheme="majorHAnsi" w:cstheme="majorBidi" w:eastAsiaTheme="majorEastAsia" w:hAnsiTheme="majorHAnsi"/>
       <w:b/>
       <w:bCs/>
       <w:color w:themeColor="accent1" w:val="4F81BD"/>
@@ -4344,7 +3674,7 @@
     <w:qFormat/>
     <w:rsid w:val="00fc693f"/>
     <w:rPr>
-      <w:rFonts w:ascii="Calibri" w:hAnsi="Calibri" w:eastAsia="ＭＳ ゴシック" w:cs="" w:asciiTheme="majorHAnsi" w:cstheme="majorBidi" w:eastAsiaTheme="majorEastAsia" w:hAnsiTheme="majorHAnsi"/>
+      <w:rFonts w:ascii="Calibri" w:hAnsi="Calibri" w:eastAsia="" w:cs="" w:asciiTheme="majorHAnsi" w:cstheme="majorBidi" w:eastAsiaTheme="majorEastAsia" w:hAnsiTheme="majorHAnsi"/>
       <w:b/>
       <w:bCs/>
       <w:color w:themeColor="accent1" w:val="4F81BD"/>
@@ -4358,7 +3688,7 @@
     <w:qFormat/>
     <w:rsid w:val="00fc693f"/>
     <w:rPr>
-      <w:rFonts w:ascii="Calibri" w:hAnsi="Calibri" w:eastAsia="ＭＳ ゴシック" w:cs="" w:asciiTheme="majorHAnsi" w:cstheme="majorBidi" w:eastAsiaTheme="majorEastAsia" w:hAnsiTheme="majorHAnsi"/>
+      <w:rFonts w:ascii="Calibri" w:hAnsi="Calibri" w:eastAsia="" w:cs="" w:asciiTheme="majorHAnsi" w:cstheme="majorBidi" w:eastAsiaTheme="majorEastAsia" w:hAnsiTheme="majorHAnsi"/>
       <w:color w:themeColor="text2" w:themeShade="bf" w:val="17365D"/>
       <w:spacing w:val="5"/>
       <w:kern w:val="2"/>
@@ -4374,7 +3704,7 @@
     <w:qFormat/>
     <w:rsid w:val="00fc693f"/>
     <w:rPr>
-      <w:rFonts w:ascii="Calibri" w:hAnsi="Calibri" w:eastAsia="ＭＳ ゴシック" w:cs="" w:asciiTheme="majorHAnsi" w:cstheme="majorBidi" w:eastAsiaTheme="majorEastAsia" w:hAnsiTheme="majorHAnsi"/>
+      <w:rFonts w:ascii="Calibri" w:hAnsi="Calibri" w:eastAsia="" w:cs="" w:asciiTheme="majorHAnsi" w:cstheme="majorBidi" w:eastAsiaTheme="majorEastAsia" w:hAnsiTheme="majorHAnsi"/>
       <w:i/>
       <w:iCs/>
       <w:color w:themeColor="accent1" w:val="4F81BD"/>
@@ -4447,7 +3777,7 @@
     <w:qFormat/>
     <w:rsid w:val="00fc693f"/>
     <w:rPr>
-      <w:rFonts w:ascii="Calibri" w:hAnsi="Calibri" w:eastAsia="ＭＳ ゴシック" w:cs="" w:asciiTheme="majorHAnsi" w:cstheme="majorBidi" w:eastAsiaTheme="majorEastAsia" w:hAnsiTheme="majorHAnsi"/>
+      <w:rFonts w:ascii="Calibri" w:hAnsi="Calibri" w:eastAsia="" w:cs="" w:asciiTheme="majorHAnsi" w:cstheme="majorBidi" w:eastAsiaTheme="majorEastAsia" w:hAnsiTheme="majorHAnsi"/>
       <w:b/>
       <w:bCs/>
       <w:i/>
@@ -4464,7 +3794,7 @@
     <w:qFormat/>
     <w:rsid w:val="00fc693f"/>
     <w:rPr>
-      <w:rFonts w:ascii="Calibri" w:hAnsi="Calibri" w:eastAsia="ＭＳ ゴシック" w:cs="" w:asciiTheme="majorHAnsi" w:cstheme="majorBidi" w:eastAsiaTheme="majorEastAsia" w:hAnsiTheme="majorHAnsi"/>
+      <w:rFonts w:ascii="Calibri" w:hAnsi="Calibri" w:eastAsia="" w:cs="" w:asciiTheme="majorHAnsi" w:cstheme="majorBidi" w:eastAsiaTheme="majorEastAsia" w:hAnsiTheme="majorHAnsi"/>
       <w:color w:themeColor="accent1" w:themeShade="7f" w:val="243F60"/>
     </w:rPr>
   </w:style>
@@ -4477,7 +3807,7 @@
     <w:qFormat/>
     <w:rsid w:val="00fc693f"/>
     <w:rPr>
-      <w:rFonts w:ascii="Calibri" w:hAnsi="Calibri" w:eastAsia="ＭＳ ゴシック" w:cs="" w:asciiTheme="majorHAnsi" w:cstheme="majorBidi" w:eastAsiaTheme="majorEastAsia" w:hAnsiTheme="majorHAnsi"/>
+      <w:rFonts w:ascii="Calibri" w:hAnsi="Calibri" w:eastAsia="" w:cs="" w:asciiTheme="majorHAnsi" w:cstheme="majorBidi" w:eastAsiaTheme="majorEastAsia" w:hAnsiTheme="majorHAnsi"/>
       <w:i/>
       <w:iCs/>
       <w:color w:themeColor="accent1" w:themeShade="7f" w:val="243F60"/>
@@ -4492,7 +3822,7 @@
     <w:qFormat/>
     <w:rsid w:val="00fc693f"/>
     <w:rPr>
-      <w:rFonts w:ascii="Calibri" w:hAnsi="Calibri" w:eastAsia="ＭＳ ゴシック" w:cs="" w:asciiTheme="majorHAnsi" w:cstheme="majorBidi" w:eastAsiaTheme="majorEastAsia" w:hAnsiTheme="majorHAnsi"/>
+      <w:rFonts w:ascii="Calibri" w:hAnsi="Calibri" w:eastAsia="" w:cs="" w:asciiTheme="majorHAnsi" w:cstheme="majorBidi" w:eastAsiaTheme="majorEastAsia" w:hAnsiTheme="majorHAnsi"/>
       <w:i/>
       <w:iCs/>
       <w:color w:themeColor="text1" w:themeTint="bf" w:val="404040"/>
@@ -4507,7 +3837,7 @@
     <w:qFormat/>
     <w:rsid w:val="00fc693f"/>
     <w:rPr>
-      <w:rFonts w:ascii="Calibri" w:hAnsi="Calibri" w:eastAsia="ＭＳ ゴシック" w:cs="" w:asciiTheme="majorHAnsi" w:cstheme="majorBidi" w:eastAsiaTheme="majorEastAsia" w:hAnsiTheme="majorHAnsi"/>
+      <w:rFonts w:ascii="Calibri" w:hAnsi="Calibri" w:eastAsia="" w:cs="" w:asciiTheme="majorHAnsi" w:cstheme="majorBidi" w:eastAsiaTheme="majorEastAsia" w:hAnsiTheme="majorHAnsi"/>
       <w:color w:themeColor="accent1" w:val="4F81BD"/>
       <w:sz w:val="20"/>
       <w:szCs w:val="20"/>
@@ -4522,7 +3852,7 @@
     <w:qFormat/>
     <w:rsid w:val="00fc693f"/>
     <w:rPr>
-      <w:rFonts w:ascii="Calibri" w:hAnsi="Calibri" w:eastAsia="ＭＳ ゴシック" w:cs="" w:asciiTheme="majorHAnsi" w:cstheme="majorBidi" w:eastAsiaTheme="majorEastAsia" w:hAnsiTheme="majorHAnsi"/>
+      <w:rFonts w:ascii="Calibri" w:hAnsi="Calibri" w:eastAsia="" w:cs="" w:asciiTheme="majorHAnsi" w:cstheme="majorBidi" w:eastAsiaTheme="majorEastAsia" w:hAnsiTheme="majorHAnsi"/>
       <w:i/>
       <w:iCs/>
       <w:color w:themeColor="text1" w:themeTint="bf" w:val="404040"/>
@@ -4752,12 +4082,13 @@
     <w:rsid w:val="00fc693f"/>
     <w:pPr>
       <w:widowControl/>
+      <w:suppressAutoHyphens w:val="true"/>
       <w:bidi w:val="0"/>
       <w:spacing w:lineRule="auto" w:line="240" w:before="0" w:after="0"/>
       <w:jc w:val="start"/>
     </w:pPr>
     <w:rPr>
-      <w:rFonts w:ascii="Cambria" w:hAnsi="Cambria" w:eastAsia="ＭＳ 明朝" w:cs="" w:asciiTheme="minorHAnsi" w:cstheme="minorBidi" w:eastAsiaTheme="minorEastAsia" w:hAnsiTheme="minorHAnsi"/>
+      <w:rFonts w:ascii="Cambria" w:hAnsi="Cambria" w:eastAsia="" w:cs="" w:asciiTheme="minorHAnsi" w:cstheme="minorBidi" w:eastAsiaTheme="minorEastAsia" w:hAnsiTheme="minorHAnsi"/>
       <w:color w:val="auto"/>
       <w:kern w:val="0"/>
       <w:sz w:val="22"/>
@@ -4781,7 +4112,7 @@
       <w:contextualSpacing/>
     </w:pPr>
     <w:rPr>
-      <w:rFonts w:ascii="Calibri" w:hAnsi="Calibri" w:eastAsia="ＭＳ ゴシック" w:cs="" w:asciiTheme="majorHAnsi" w:cstheme="majorBidi" w:eastAsiaTheme="majorEastAsia" w:hAnsiTheme="majorHAnsi"/>
+      <w:rFonts w:ascii="Calibri" w:hAnsi="Calibri" w:eastAsia="" w:cs="" w:asciiTheme="majorHAnsi" w:cstheme="majorBidi" w:eastAsiaTheme="majorEastAsia" w:hAnsiTheme="majorHAnsi"/>
       <w:color w:themeColor="text2" w:themeShade="bf" w:val="17365D"/>
       <w:spacing w:val="5"/>
       <w:kern w:val="2"/>
@@ -4799,7 +4130,7 @@
     <w:rsid w:val="00fc693f"/>
     <w:pPr/>
     <w:rPr>
-      <w:rFonts w:ascii="Calibri" w:hAnsi="Calibri" w:eastAsia="ＭＳ ゴシック" w:cs="" w:asciiTheme="majorHAnsi" w:cstheme="majorBidi" w:eastAsiaTheme="majorEastAsia" w:hAnsiTheme="majorHAnsi"/>
+      <w:rFonts w:ascii="Calibri" w:hAnsi="Calibri" w:eastAsia="" w:cs="" w:asciiTheme="majorHAnsi" w:cstheme="majorBidi" w:eastAsiaTheme="majorEastAsia" w:hAnsiTheme="majorHAnsi"/>
       <w:i/>
       <w:iCs/>
       <w:color w:themeColor="accent1" w:val="4F81BD"/>
@@ -5032,12 +4363,13 @@
         <w:tab w:val="left" w:pos="3456" w:leader="none"/>
         <w:tab w:val="left" w:pos="4032" w:leader="none"/>
       </w:tabs>
+      <w:suppressAutoHyphens w:val="true"/>
       <w:bidi w:val="0"/>
       <w:spacing w:lineRule="auto" w:line="276" w:before="0" w:after="200"/>
       <w:jc w:val="start"/>
     </w:pPr>
     <w:rPr>
-      <w:rFonts w:ascii="Courier" w:hAnsi="Courier" w:eastAsia="ＭＳ 明朝" w:cs="" w:cstheme="minorBidi" w:eastAsiaTheme="minorEastAsia"/>
+      <w:rFonts w:ascii="Courier" w:hAnsi="Courier" w:eastAsia="" w:cs="" w:cstheme="minorBidi" w:eastAsiaTheme="minorEastAsia"/>
       <w:color w:val="auto"/>
       <w:kern w:val="0"/>
       <w:sz w:val="20"/>
@@ -8235,7 +7567,6 @@
       <w:pPr>
         <w:spacing w:before="0" w:after="0" w:line="240" w:lineRule="auto"/>
       </w:pPr>
-      <w:rPr/>
       <w:tblPr/>
       <w:tcPr>
         <w:tcBorders>
@@ -8381,7 +7712,6 @@
       <w:pPr>
         <w:spacing w:before="0" w:after="0" w:line="240" w:lineRule="auto"/>
       </w:pPr>
-      <w:rPr/>
       <w:tblPr/>
       <w:tcPr>
         <w:tcBorders>
@@ -8527,7 +7857,6 @@
       <w:pPr>
         <w:spacing w:before="0" w:after="0" w:line="240" w:lineRule="auto"/>
       </w:pPr>
-      <w:rPr/>
       <w:tblPr/>
       <w:tcPr>
         <w:tcBorders>
@@ -8673,7 +8002,6 @@
       <w:pPr>
         <w:spacing w:before="0" w:after="0" w:line="240" w:lineRule="auto"/>
       </w:pPr>
-      <w:rPr/>
       <w:tblPr/>
       <w:tcPr>
         <w:tcBorders>
@@ -8819,7 +8147,6 @@
       <w:pPr>
         <w:spacing w:before="0" w:after="0" w:line="240" w:lineRule="auto"/>
       </w:pPr>
-      <w:rPr/>
       <w:tblPr/>
       <w:tcPr>
         <w:tcBorders>
@@ -8965,7 +8292,6 @@
       <w:pPr>
         <w:spacing w:before="0" w:after="0" w:line="240" w:lineRule="auto"/>
       </w:pPr>
-      <w:rPr/>
       <w:tblPr/>
       <w:tcPr>
         <w:tcBorders>
@@ -9111,7 +8437,6 @@
       <w:pPr>
         <w:spacing w:before="0" w:after="0" w:line="240" w:lineRule="auto"/>
       </w:pPr>
-      <w:rPr/>
       <w:tblPr/>
       <w:tcPr>
         <w:tcBorders>
